--- a/zhs/docx/06.07.content.docx
+++ b/zhs/docx/06.07.content.docx
@@ -409,58 +409,9 @@
     </w:p>
     <w:p>
       <w:r>
-        <w:t>&lt;image: 9k=&gt;</w:t>
-      </w:r>
-    </w:p>
-    <w:p>
-      <w:pPr>
-        <w:pStyle w:val="Heading2"/>
-      </w:pPr>
-      <w:r>
-        <w:rPr>
-          <w:lang w:val="zh_CN" w:bidi="zh_CN"/>
-        </w:rPr>
-        <w:t>描述</w:t>
-      </w:r>
-    </w:p>
-    <w:p>
-      <w:pPr/>
-      <w:r>
-        <w:rPr>
-          <w:lang w:val="zh_CN" w:bidi="zh_CN"/>
-        </w:rPr>
-      </w:r>
-      <w:r>
-        <w:rPr>
-          <w:lang w:val="zh_CN" w:bidi="zh_CN"/>
-        </w:rPr>
-        <w:t>亚洲大黄蜂 (© S. Rae from Scotland, UK (Wikimedia Commons))</w:t>
-      </w:r>
-      <w:r>
-        <w:rPr>
-          <w:lang w:val="zh_CN" w:bidi="zh_CN"/>
-        </w:rPr>
-        <w:t>大黄蜂和黄蜂是近缘物种。大黄蜂的体型比黄蜂大。大黄蜂和黄蜂与蜜蜂同属于动物学分类中的膜翅目（学名</w:t>
-      </w:r>
-      <w:r>
-        <w:rPr>
-          <w:i/>
-          <w:lang w:val="zh_CN" w:bidi="zh_CN"/>
-        </w:rPr>
-        <w:t>Hymenoptera</w:t>
-      </w:r>
-      <w:r>
-        <w:rPr>
-          <w:lang w:val="zh_CN" w:bidi="zh_CN"/>
-        </w:rPr>
-        <w:t xml:space="preserve"> ），这表示它们具有坚韧、透明、薄膜状的翅膀。大黄蜂通常是黑色或棕色的，有些种类有黄色条纹。黄蜂则常呈淡绿色，也可能有黄色或浅绿色的条纹。较大的大黄蜂身长可达30—40毫米（1—1.5英寸）。</w:t>
-      </w:r>
-    </w:p>
-    <w:p>
-      <w:r>
         <w:drawing>
           <wp:inline xmlns:a="http://schemas.openxmlformats.org/drawingml/2006/main" xmlns:pic="http://schemas.openxmlformats.org/drawingml/2006/picture">
-            <wp:extent cx="6096000" cy="6569927"/>
+            <wp:extent cx="6096000" cy="12578802"/>
             <wp:docPr id="1" name="Picture 1"/>
             <wp:cNvGraphicFramePr>
               <a:graphicFrameLocks noChangeAspect="1"/>
@@ -481,7 +432,7 @@
                   <pic:spPr>
                     <a:xfrm>
                       <a:off x="0" y="0"/>
-                      <a:ext cx="6096000" cy="6569927"/>
+                      <a:ext cx="6096000" cy="12578802"/>
                     </a:xfrm>
                     <a:prstGeom prst="rect"/>
                   </pic:spPr>
@@ -493,30 +444,54 @@
       </w:r>
     </w:p>
     <w:p>
-      <w:pPr/>
-      <w:r>
-        <w:rPr>
-          <w:lang w:val="zh_CN" w:bidi="zh_CN"/>
-        </w:rPr>
-      </w:r>
-      <w:r>
-        <w:rPr>
-          <w:lang w:val="zh_CN" w:bidi="zh_CN"/>
-        </w:rPr>
-        <w:t>德国黄蜂 (© Alvesgaspar (Wikimedia Commons))</w:t>
-      </w:r>
-      <w:r>
-        <w:rPr>
-          <w:lang w:val="zh_CN" w:bidi="zh_CN"/>
-        </w:rPr>
-        <w:t>大黄蜂和黄蜂的胸腹之间长着很长的细腰。所有的黄蜂都有螫针；因为螫针很大，所以螫人会非常疼痛，甚至带来危险。大黄蜂和黄蜂的螫针与蜜蜂不同，并不会与身体分离，因此可反复叮刺。它们以昆虫、毛毛虫和蜘蛛为食。许多种类的黄蜂会叮刺猎物，然后将已经麻痹但仍然活着的昆虫或蜘蛛放在黄蜂的卵附近；这样，幼虫孵化出来之后，很容易就可获得食物。有些种类的黄蜂就在已经麻痹的猎物身上产卵。</w:t>
+      <w:pPr>
+        <w:pStyle w:val="Heading2"/>
+      </w:pPr>
+      <w:r>
+        <w:rPr>
+          <w:lang w:val="zh_CN" w:bidi="zh_CN"/>
+        </w:rPr>
+        <w:t>描述</w:t>
       </w:r>
     </w:p>
     <w:p>
+      <w:pPr/>
+      <w:r>
+        <w:rPr>
+          <w:lang w:val="zh_CN" w:bidi="zh_CN"/>
+        </w:rPr>
+      </w:r>
+      <w:r>
+        <w:rPr>
+          <w:lang w:val="zh_CN" w:bidi="zh_CN"/>
+        </w:rPr>
+        <w:t>亚洲大黄蜂 (© S. Rae from Scotland, UK (Wikimedia Commons))</w:t>
+      </w:r>
+      <w:r>
+        <w:rPr>
+          <w:lang w:val="zh_CN" w:bidi="zh_CN"/>
+        </w:rPr>
+        <w:t>大黄蜂和黄蜂是近缘物种。大黄蜂的体型比黄蜂大。大黄蜂和黄蜂与蜜蜂同属于动物学分类中的膜翅目（学名</w:t>
+      </w:r>
+      <w:r>
+        <w:rPr>
+          <w:i/>
+          <w:lang w:val="zh_CN" w:bidi="zh_CN"/>
+        </w:rPr>
+        <w:t>Hymenoptera</w:t>
+      </w:r>
+      <w:r>
+        <w:rPr>
+          <w:lang w:val="zh_CN" w:bidi="zh_CN"/>
+        </w:rPr>
+        <w:t xml:space="preserve"> ），这表示它们具有坚韧、透明、薄膜状的翅膀。大黄蜂通常是黑色或棕色的，有些种类有黄色条纹。黄蜂则常呈淡绿色，也可能有黄色或浅绿色的条纹。较大的大黄蜂身长可达30—40毫米（1—1.5英寸）。</w:t>
+      </w:r>
+    </w:p>
+    <w:p>
       <w:r>
         <w:drawing>
           <wp:inline xmlns:a="http://schemas.openxmlformats.org/drawingml/2006/main" xmlns:pic="http://schemas.openxmlformats.org/drawingml/2006/picture">
-            <wp:extent cx="1463040" cy="1177464"/>
+            <wp:extent cx="6096000" cy="6569927"/>
             <wp:docPr id="2" name="Picture 2"/>
             <wp:cNvGraphicFramePr>
               <a:graphicFrameLocks noChangeAspect="1"/>
@@ -537,7 +512,7 @@
                   <pic:spPr>
                     <a:xfrm>
                       <a:off x="0" y="0"/>
-                      <a:ext cx="1463040" cy="1177464"/>
+                      <a:ext cx="6096000" cy="6569927"/>
                     </a:xfrm>
                     <a:prstGeom prst="rect"/>
                   </pic:spPr>
@@ -559,59 +534,20 @@
         <w:rPr>
           <w:lang w:val="zh_CN" w:bidi="zh_CN"/>
         </w:rPr>
-        <w:t>东方大黄蜂 (© MattiPaavola (Wikimedia Commons))</w:t>
-      </w:r>
-      <w:r>
-        <w:rPr>
-          <w:lang w:val="zh_CN" w:bidi="zh_CN"/>
-        </w:rPr>
-        <w:t>东方大黄蜂（学名</w:t>
-      </w:r>
-      <w:r>
-        <w:rPr>
-          <w:i/>
-          <w:lang w:val="zh_CN" w:bidi="zh_CN"/>
-        </w:rPr>
-        <w:t>Vespa orientalis</w:t>
-      </w:r>
-      <w:r>
-        <w:rPr>
-          <w:lang w:val="zh_CN" w:bidi="zh_CN"/>
-        </w:rPr>
-        <w:t xml:space="preserve"> ）通常生活在它挖掘的地下巢穴中。一个巢穴包含多个蜂巢，蜂群生活在其中。虽然地下的巢穴最为常见，但也有一些纸质的蜂巢建在保护性的空洞中，如空心树内。东方大黄蜂呈红褐色，腹部有明显的黄色粗条纹，头部两眼之间有黄色斑块。通过声音振动来交流，捕食其他昆虫，如蚱蜢、苍蝇、蜜蜂、胡蜂等，并用来喂养蜂群的后代。另外，它们还会为幼蜂收集其他动物蛋白，如新鲜或变质的肉和鱼。成蜂吃碳水化合物，如花蜜、蜜露和水果。大黄蜂是蜜蜂的主要害虫，会攻击蜜蜂群以获取蜂蜜和动物蛋白。东方大黄蜂的螫刺对人类来说是相当痛苦的，并且有些人对螫刺过敏。东方大黄蜂的外表与欧洲大黄蜂（学名</w:t>
-      </w:r>
-      <w:r>
-        <w:rPr>
-          <w:i/>
-          <w:lang w:val="zh_CN" w:bidi="zh_CN"/>
-        </w:rPr>
-        <w:t>Vespa crabro</w:t>
-      </w:r>
-      <w:r>
-        <w:rPr>
-          <w:lang w:val="zh_CN" w:bidi="zh_CN"/>
-        </w:rPr>
-        <w:t xml:space="preserve"> ）相似，并且不应与东亚的亚洲大黄蜂（学名</w:t>
-      </w:r>
-      <w:r>
-        <w:rPr>
-          <w:i/>
-          <w:lang w:val="zh_CN" w:bidi="zh_CN"/>
-        </w:rPr>
-        <w:t>Vespa mandarinia</w:t>
-      </w:r>
-      <w:r>
-        <w:rPr>
-          <w:lang w:val="zh_CN" w:bidi="zh_CN"/>
-        </w:rPr>
-        <w:t xml:space="preserve"> ）相混淆。</w:t>
+        <w:t>德国黄蜂 (© Alvesgaspar (Wikimedia Commons))</w:t>
+      </w:r>
+      <w:r>
+        <w:rPr>
+          <w:lang w:val="zh_CN" w:bidi="zh_CN"/>
+        </w:rPr>
+        <w:t>大黄蜂和黄蜂的胸腹之间长着很长的细腰。所有的黄蜂都有螫针；因为螫针很大，所以螫人会非常疼痛，甚至带来危险。大黄蜂和黄蜂的螫针与蜜蜂不同，并不会与身体分离，因此可反复叮刺。它们以昆虫、毛毛虫和蜘蛛为食。许多种类的黄蜂会叮刺猎物，然后将已经麻痹但仍然活着的昆虫或蜘蛛放在黄蜂的卵附近；这样，幼虫孵化出来之后，很容易就可获得食物。有些种类的黄蜂就在已经麻痹的猎物身上产卵。</w:t>
       </w:r>
     </w:p>
     <w:p>
       <w:r>
         <w:drawing>
           <wp:inline xmlns:a="http://schemas.openxmlformats.org/drawingml/2006/main" xmlns:pic="http://schemas.openxmlformats.org/drawingml/2006/picture">
-            <wp:extent cx="1254034" cy="835887"/>
+            <wp:extent cx="6096000" cy="4906099"/>
             <wp:docPr id="3" name="Picture 3"/>
             <wp:cNvGraphicFramePr>
               <a:graphicFrameLocks noChangeAspect="1"/>
@@ -632,7 +568,102 @@
                   <pic:spPr>
                     <a:xfrm>
                       <a:off x="0" y="0"/>
-                      <a:ext cx="1254034" cy="835887"/>
+                      <a:ext cx="6096000" cy="4906099"/>
+                    </a:xfrm>
+                    <a:prstGeom prst="rect"/>
+                  </pic:spPr>
+                </pic:pic>
+              </a:graphicData>
+            </a:graphic>
+          </wp:inline>
+        </w:drawing>
+      </w:r>
+    </w:p>
+    <w:p>
+      <w:pPr/>
+      <w:r>
+        <w:rPr>
+          <w:lang w:val="zh_CN" w:bidi="zh_CN"/>
+        </w:rPr>
+      </w:r>
+      <w:r>
+        <w:rPr>
+          <w:lang w:val="zh_CN" w:bidi="zh_CN"/>
+        </w:rPr>
+        <w:t>东方大黄蜂 (© MattiPaavola (Wikimedia Commons))</w:t>
+      </w:r>
+      <w:r>
+        <w:rPr>
+          <w:lang w:val="zh_CN" w:bidi="zh_CN"/>
+        </w:rPr>
+        <w:t>东方大黄蜂（学名</w:t>
+      </w:r>
+      <w:r>
+        <w:rPr>
+          <w:i/>
+          <w:lang w:val="zh_CN" w:bidi="zh_CN"/>
+        </w:rPr>
+        <w:t>Vespa orientalis</w:t>
+      </w:r>
+      <w:r>
+        <w:rPr>
+          <w:lang w:val="zh_CN" w:bidi="zh_CN"/>
+        </w:rPr>
+        <w:t xml:space="preserve"> ）通常生活在它挖掘的地下巢穴中。一个巢穴包含多个蜂巢，蜂群生活在其中。虽然地下的巢穴最为常见，但也有一些纸质的蜂巢建在保护性的空洞中，如空心树内。东方大黄蜂呈红褐色，腹部有明显的黄色粗条纹，头部两眼之间有黄色斑块。通过声音振动来交流，捕食其他昆虫，如蚱蜢、苍蝇、蜜蜂、胡蜂等，并用来喂养蜂群的后代。另外，它们还会为幼蜂收集其他动物蛋白，如新鲜或变质的肉和鱼。成蜂吃碳水化合物，如花蜜、蜜露和水果。大黄蜂是蜜蜂的主要害虫，会攻击蜜蜂群以获取蜂蜜和动物蛋白。东方大黄蜂的螫刺对人类来说是相当痛苦的，并且有些人对螫刺过敏。东方大黄蜂的外表与欧洲大黄蜂（学名</w:t>
+      </w:r>
+      <w:r>
+        <w:rPr>
+          <w:i/>
+          <w:lang w:val="zh_CN" w:bidi="zh_CN"/>
+        </w:rPr>
+        <w:t>Vespa crabro</w:t>
+      </w:r>
+      <w:r>
+        <w:rPr>
+          <w:lang w:val="zh_CN" w:bidi="zh_CN"/>
+        </w:rPr>
+        <w:t xml:space="preserve"> ）相似，并且不应与东亚的亚洲大黄蜂（学名</w:t>
+      </w:r>
+      <w:r>
+        <w:rPr>
+          <w:i/>
+          <w:lang w:val="zh_CN" w:bidi="zh_CN"/>
+        </w:rPr>
+        <w:t>Vespa mandarinia</w:t>
+      </w:r>
+      <w:r>
+        <w:rPr>
+          <w:lang w:val="zh_CN" w:bidi="zh_CN"/>
+        </w:rPr>
+        <w:t xml:space="preserve"> ）相混淆。</w:t>
+      </w:r>
+    </w:p>
+    <w:p>
+      <w:r>
+        <w:drawing>
+          <wp:inline xmlns:a="http://schemas.openxmlformats.org/drawingml/2006/main" xmlns:pic="http://schemas.openxmlformats.org/drawingml/2006/picture">
+            <wp:extent cx="6096000" cy="4063343"/>
+            <wp:docPr id="4" name="Picture 4"/>
+            <wp:cNvGraphicFramePr>
+              <a:graphicFrameLocks noChangeAspect="1"/>
+            </wp:cNvGraphicFramePr>
+            <a:graphic>
+              <a:graphicData uri="http://schemas.openxmlformats.org/drawingml/2006/picture">
+                <pic:pic>
+                  <pic:nvPicPr>
+                    <pic:cNvPr id="0" name="image.jpg"/>
+                    <pic:cNvPicPr/>
+                  </pic:nvPicPr>
+                  <pic:blipFill>
+                    <a:blip r:embed="rId21"/>
+                    <a:stretch>
+                      <a:fillRect/>
+                    </a:stretch>
+                  </pic:blipFill>
+                  <pic:spPr>
+                    <a:xfrm>
+                      <a:off x="0" y="0"/>
+                      <a:ext cx="6096000" cy="4063343"/>
                     </a:xfrm>
                     <a:prstGeom prst="rect"/>
                   </pic:spPr>
